--- a/Job Hunt 2026/2026-09-15 - Flock Safety - Creative Director (Brand, Film & Motion)/Joshua_Chappell_Resume_FlockSafety.docx
+++ b/Job Hunt 2026/2026-09-15 - Flock Safety - Creative Director (Brand, Film & Motion)/Joshua_Chappell_Resume_FlockSafety.docx
@@ -31,9 +31,9 @@
           <w:sz w:val="23"/>
           <w:szCs w:val="23"/>
         </w:rPr>
-        <w:t xml:space="preserve">Mesa, AZ  •  480-586-7959  •  </w:t>
-      </w:r>
-      <w:hyperlink w:history="1" r:id="rIda69qbrt6psuuodnfi_deh">
+        <w:t xml:space="preserve">Mesa, AZ • 480-586-7959 • </w:t>
+      </w:r>
+      <w:hyperlink w:history="1" r:id="rId0yisxsxmcox3wyweqd4ol">
         <w:r>
           <w:rPr>
             <w:rFonts w:ascii="Calibri" w:cs="Calibri" w:eastAsia="Calibri" w:hAnsi="Calibri"/>
@@ -49,7 +49,7 @@
       <w:pPr>
         <w:jc w:val="center"/>
       </w:pPr>
-      <w:hyperlink w:history="1" r:id="rIdqw0llohdexf0faxsdhnz9">
+      <w:hyperlink w:history="1" r:id="rId1m6kdyhfppns0pgfm1udr">
         <w:r>
           <w:rPr>
             <w:rFonts w:ascii="Calibri" w:cs="Calibri" w:eastAsia="Calibri" w:hAnsi="Calibri"/>
@@ -67,9 +67,9 @@
           <w:sz w:val="23"/>
           <w:szCs w:val="23"/>
         </w:rPr>
-        <w:t xml:space="preserve">  •  </w:t>
-      </w:r>
-      <w:hyperlink w:history="1" r:id="rIdtz2wrcxptdlfpdwmqqvgt">
+        <w:t xml:space="preserve"> • </w:t>
+      </w:r>
+      <w:hyperlink w:history="1" r:id="rIdy1df80qdlboditjaqtqa4">
         <w:r>
           <w:rPr>
             <w:rFonts w:ascii="Calibri" w:cs="Calibri" w:eastAsia="Calibri" w:hAnsi="Calibri"/>
@@ -87,9 +87,9 @@
           <w:sz w:val="23"/>
           <w:szCs w:val="23"/>
         </w:rPr>
-        <w:t xml:space="preserve">  •  </w:t>
-      </w:r>
-      <w:hyperlink w:history="1" r:id="rIdqgds7gnv6_btllr8htvjq">
+        <w:t xml:space="preserve"> • </w:t>
+      </w:r>
+      <w:hyperlink w:history="1" r:id="rId-t96ws1obwc9qadskyjgn">
         <w:r>
           <w:rPr>
             <w:rFonts w:ascii="Calibri" w:cs="Calibri" w:eastAsia="Calibri" w:hAnsi="Calibri"/>
@@ -170,7 +170,7 @@
           <w:sz w:val="22"/>
           <w:szCs w:val="22"/>
         </w:rPr>
-        <w:t xml:space="preserve">	Glendale, AZ  |  Sep 2019 - Present</w:t>
+        <w:t xml:space="preserve">	Glendale, AZ | Sep 2019 - Present</w:t>
       </w:r>
     </w:p>
     <w:p>
@@ -299,7 +299,7 @@
           <w:sz w:val="22"/>
           <w:szCs w:val="22"/>
         </w:rPr>
-        <w:t xml:space="preserve">	Phoenix, AZ  |  Oct 2021 - Oct 2023</w:t>
+        <w:t xml:space="preserve">	Phoenix, AZ | Oct 2021 - Oct 2023</w:t>
       </w:r>
     </w:p>
     <w:p>
@@ -428,7 +428,7 @@
           <w:sz w:val="22"/>
           <w:szCs w:val="22"/>
         </w:rPr>
-        <w:t xml:space="preserve">	Mesa, AZ  |  2025 - Present</w:t>
+        <w:t xml:space="preserve">	Mesa, AZ | 2025 - Present</w:t>
       </w:r>
     </w:p>
     <w:p>
@@ -557,7 +557,7 @@
           <w:sz w:val="22"/>
           <w:szCs w:val="22"/>
         </w:rPr>
-        <w:t xml:space="preserve">	Phoenix, AZ  |  Feb 2025 - June 2025</w:t>
+        <w:t xml:space="preserve">	Phoenix, AZ | Feb 2025 - June 2025</w:t>
       </w:r>
     </w:p>
     <w:p>
@@ -637,7 +637,7 @@
           <w:sz w:val="23"/>
           <w:szCs w:val="23"/>
         </w:rPr>
-        <w:t xml:space="preserve">Creative Direction  •  Brand Film &amp; Documentary  •  Campaign Development  •  Cinematography &amp; Lighting  •  Editing &amp; Pacing (Premiere Pro, DaVinci Resolve, Final Cut Pro)  •  Color Grading  •  Motion Graphics (After Effects)  •  Audio Post (Audition)  •  Team Leadership (5–20) &amp; Mentoring  •  Production Systems &amp; Asset Pipelines (Frame.io)  •  AI-Assisted Production</w:t>
+        <w:t xml:space="preserve">Creative Direction • Brand Film &amp; Documentary • Campaign Development • Cinematography &amp; Lighting • Editing &amp; Pacing (Premiere Pro, DaVinci Resolve, Final Cut Pro) • Color Grading • Motion Graphics (After Effects) • Audio Post (Audition) • Team Leadership (5–20) &amp; Mentoring • Production Systems &amp; Asset Pipelines (Frame.io) • AI-Assisted Production</w:t>
       </w:r>
     </w:p>
     <w:p>
@@ -736,7 +736,7 @@
           <w:sz w:val="23"/>
           <w:szCs w:val="23"/>
         </w:rPr>
-        <w:t xml:space="preserve">Google Digital Marketing &amp; E-Commerce  •  HubSpot Inbound Marketing  •  Part 107 Drone Operator License</w:t>
+        <w:t xml:space="preserve">Google Digital Marketing &amp; E-Commerce • HubSpot Inbound Marketing • Part 107 Drone Operator License</w:t>
       </w:r>
     </w:p>
     <w:sectPr>
@@ -914,7 +914,7 @@
     <w:lvl w:ilvl="0" w:tentative="1">
       <w:start w:val="1"/>
       <w:numFmt w:val="bullet"/>
-      <w:lvlText w:val="▪"/>
+      <w:lvlText w:val="•"/>
       <w:lvlJc w:val="left"/>
       <w:pPr>
         <w:ind w:left="280" w:hanging="280"/>
